--- a/public/vacancy-engineer-pto.docx
+++ b/public/vacancy-engineer-pto.docx
@@ -38,7 +38,7 @@
           <w:b w:val="0"/>
           <w:sz w:val="22"/>
         </w:rPr>
-        <w:t>Мы приглашаем Инженеров и Ведущих инженеров ПТО, а также Помощников инженеров ПТО в команду Концерна КРОСТ. Вы будете работать на реальных объектах строительства, видеть результат своего труда и расти вместе с одним из самых технологичных застройщиков страны.</w:t>
+        <w:t>Мы приглашаем Инженеров и Ведущих инженеров ПТО, а также Помощников инженеров ПТО в команду Концерна КРОСТ. Все объекты строительства — знаковые для Москвы: вы будете участвовать в создании архитектурных проектов, формирующих облик столицы, видеть результат своего труда и расти вместе с одним из самых технологичных застройщиков страны.</w:t>
       </w:r>
     </w:p>
     <w:p>
@@ -128,6 +128,22 @@
       </w:r>
       <w:r>
         <w:t>Удобный график 5/2 с 9:00 до 18:00 — выходные всегда свободны.</w:t>
+      </w:r>
+    </w:p>
+    <w:p>
+      <w:pPr>
+        <w:spacing w:after="60"/>
+        <w:ind w:left="280"/>
+      </w:pPr>
+      <w:r>
+        <w:rPr>
+          <w:b/>
+          <w:color w:val="D9530E"/>
+        </w:rPr>
+        <w:t xml:space="preserve">•  </w:t>
+      </w:r>
+      <w:r>
+        <w:t>Работа на знаковых для Москвы объектах — проектах, которые становятся новыми достопримечательностями столицы. Вам будет чем гордиться.</w:t>
       </w:r>
     </w:p>
     <w:p>
